--- a/Fake_News_Detection_Report.docx
+++ b/Fake_News_Detection_Report.docx
@@ -161,7 +161,7 @@
                 <w:sz w:val="28"/>
                 <w:szCs w:val="28"/>
               </w:rPr>
-              <w:t>AR25ARIU0020</w:t>
+              <w:t>A25ARIU0020</w:t>
             </w:r>
           </w:p>
         </w:tc>
@@ -245,7 +245,7 @@
                 <w:sz w:val="28"/>
                 <w:szCs w:val="28"/>
               </w:rPr>
-              <w:t>AR25ARIU</w:t>
+              <w:t>A25ARIU</w:t>
             </w:r>
             <w:r>
               <w:rPr>
@@ -891,6 +891,7 @@
           <w:szCs w:val="32"/>
         </w:rPr>
       </w:pPr>
+      <w:proofErr w:type="gramStart"/>
       <w:r>
         <w:rPr>
           <w:rFonts w:asciiTheme="majorHAnsi" w:hAnsiTheme="majorHAnsi" w:cstheme="majorHAnsi"/>
@@ -900,6 +901,7 @@
         </w:rPr>
         <w:t>Visualizations :</w:t>
       </w:r>
+      <w:proofErr w:type="gramEnd"/>
     </w:p>
     <w:p>
       <w:r>
@@ -907,9 +909,9 @@
           <w:noProof/>
         </w:rPr>
         <w:drawing>
-          <wp:inline distT="0" distB="0" distL="0" distR="0" wp14:anchorId="3802CD13" wp14:editId="1A45F5D9">
-            <wp:extent cx="5485765" cy="3276600"/>
-            <wp:effectExtent l="0" t="0" r="635" b="0"/>
+          <wp:inline distT="0" distB="0" distL="0" distR="0" wp14:anchorId="3802CD13" wp14:editId="23A3E14E">
+            <wp:extent cx="5485764" cy="3383280"/>
+            <wp:effectExtent l="0" t="0" r="1270" b="7620"/>
             <wp:docPr id="3" name="Picture 3"/>
             <wp:cNvGraphicFramePr>
               <a:graphicFrameLocks xmlns:a="http://schemas.openxmlformats.org/drawingml/2006/main" noChangeAspect="1"/>
@@ -921,20 +923,29 @@
                     <pic:cNvPr id="0" name=""/>
                     <pic:cNvPicPr/>
                   </pic:nvPicPr>
-                  <pic:blipFill>
+                  <pic:blipFill rotWithShape="1">
                     <a:blip r:embed="rId6"/>
+                    <a:srcRect t="50465"/>
                     <a:stretch>
                       <a:fillRect/>
                     </a:stretch>
                   </pic:blipFill>
-                  <pic:spPr>
+                  <pic:spPr bwMode="auto">
                     <a:xfrm>
                       <a:off x="0" y="0"/>
-                      <a:ext cx="5486812" cy="3277225"/>
+                      <a:ext cx="5502689" cy="3393718"/>
                     </a:xfrm>
                     <a:prstGeom prst="rect">
                       <a:avLst/>
                     </a:prstGeom>
+                    <a:ln>
+                      <a:noFill/>
+                    </a:ln>
+                    <a:extLst>
+                      <a:ext uri="{53640926-AAD7-44D8-BBD7-CCE9431645EC}">
+                        <a14:shadowObscured xmlns:a14="http://schemas.microsoft.com/office/drawing/2010/main"/>
+                      </a:ext>
+                    </a:extLst>
                   </pic:spPr>
                 </pic:pic>
               </a:graphicData>
@@ -943,15 +954,15 @@
         </w:drawing>
       </w:r>
     </w:p>
-    <w:p/>
     <w:p>
       <w:r>
         <w:rPr>
           <w:noProof/>
         </w:rPr>
+        <w:lastRenderedPageBreak/>
         <w:drawing>
-          <wp:inline distT="0" distB="0" distL="0" distR="0" wp14:anchorId="76CDF2EF" wp14:editId="2D97E979">
-            <wp:extent cx="5486400" cy="3281680"/>
+          <wp:inline distT="0" distB="0" distL="0" distR="0" wp14:anchorId="049EBD51" wp14:editId="2702BCAB">
+            <wp:extent cx="5486400" cy="1831292"/>
             <wp:effectExtent l="0" t="0" r="0" b="0"/>
             <wp:docPr id="1" name="Picture 1" descr="A group of graphs and charts&#10;&#10;AI-generated content may be incorrect."/>
             <wp:cNvGraphicFramePr>
@@ -964,20 +975,78 @@
                     <pic:cNvPr id="1" name="Picture 1" descr="A group of graphs and charts&#10;&#10;AI-generated content may be incorrect."/>
                     <pic:cNvPicPr/>
                   </pic:nvPicPr>
-                  <pic:blipFill>
+                  <pic:blipFill rotWithShape="1">
                     <a:blip r:embed="rId7"/>
+                    <a:srcRect l="1" r="37361" b="50310"/>
                     <a:stretch>
                       <a:fillRect/>
                     </a:stretch>
                   </pic:blipFill>
-                  <pic:spPr>
+                  <pic:spPr bwMode="auto">
                     <a:xfrm>
                       <a:off x="0" y="0"/>
-                      <a:ext cx="5486400" cy="3281680"/>
+                      <a:ext cx="5486400" cy="1831292"/>
                     </a:xfrm>
                     <a:prstGeom prst="rect">
                       <a:avLst/>
                     </a:prstGeom>
+                    <a:ln>
+                      <a:noFill/>
+                    </a:ln>
+                    <a:extLst>
+                      <a:ext uri="{53640926-AAD7-44D8-BBD7-CCE9431645EC}">
+                        <a14:shadowObscured xmlns:a14="http://schemas.microsoft.com/office/drawing/2010/main"/>
+                      </a:ext>
+                    </a:extLst>
+                  </pic:spPr>
+                </pic:pic>
+              </a:graphicData>
+            </a:graphic>
+          </wp:inline>
+        </w:drawing>
+      </w:r>
+      <w:r>
+        <w:rPr>
+          <w:noProof/>
+        </w:rPr>
+        <w:drawing>
+          <wp:inline distT="0" distB="0" distL="0" distR="0" wp14:anchorId="141DC40F" wp14:editId="06A9BCBC">
+            <wp:extent cx="5486400" cy="1597660"/>
+            <wp:effectExtent l="0" t="0" r="0" b="2540"/>
+            <wp:docPr id="1133215180" name="Picture 1133215180" descr="A group of graphs and charts&#10;&#10;AI-generated content may be incorrect."/>
+            <wp:cNvGraphicFramePr>
+              <a:graphicFrameLocks xmlns:a="http://schemas.openxmlformats.org/drawingml/2006/main" noChangeAspect="1"/>
+            </wp:cNvGraphicFramePr>
+            <a:graphic xmlns:a="http://schemas.openxmlformats.org/drawingml/2006/main">
+              <a:graphicData uri="http://schemas.openxmlformats.org/drawingml/2006/picture">
+                <pic:pic xmlns:pic="http://schemas.openxmlformats.org/drawingml/2006/picture">
+                  <pic:nvPicPr>
+                    <pic:cNvPr id="1" name="Picture 1" descr="A group of graphs and charts&#10;&#10;AI-generated content may be incorrect."/>
+                    <pic:cNvPicPr/>
+                  </pic:nvPicPr>
+                  <pic:blipFill rotWithShape="1">
+                    <a:blip r:embed="rId7"/>
+                    <a:srcRect l="1" t="51316" r="555"/>
+                    <a:stretch>
+                      <a:fillRect/>
+                    </a:stretch>
+                  </pic:blipFill>
+                  <pic:spPr bwMode="auto">
+                    <a:xfrm>
+                      <a:off x="0" y="0"/>
+                      <a:ext cx="5486400" cy="1597660"/>
+                    </a:xfrm>
+                    <a:prstGeom prst="rect">
+                      <a:avLst/>
+                    </a:prstGeom>
+                    <a:ln>
+                      <a:noFill/>
+                    </a:ln>
+                    <a:extLst>
+                      <a:ext uri="{53640926-AAD7-44D8-BBD7-CCE9431645EC}">
+                        <a14:shadowObscured xmlns:a14="http://schemas.microsoft.com/office/drawing/2010/main"/>
+                      </a:ext>
+                    </a:extLst>
                   </pic:spPr>
                 </pic:pic>
               </a:graphicData>
@@ -987,15 +1056,16 @@
       </w:r>
     </w:p>
     <w:p/>
+    <w:p/>
     <w:p>
       <w:r>
         <w:rPr>
           <w:noProof/>
         </w:rPr>
         <w:drawing>
-          <wp:inline distT="0" distB="0" distL="0" distR="0" wp14:anchorId="2161075B" wp14:editId="21D662C9">
-            <wp:extent cx="5814060" cy="2933700"/>
-            <wp:effectExtent l="0" t="0" r="0" b="0"/>
+          <wp:inline distT="0" distB="0" distL="0" distR="0" wp14:anchorId="2161075B" wp14:editId="2C38C41E">
+            <wp:extent cx="5440680" cy="2933700"/>
+            <wp:effectExtent l="0" t="0" r="7620" b="0"/>
             <wp:docPr id="2" name="Picture 2"/>
             <wp:cNvGraphicFramePr>
               <a:graphicFrameLocks xmlns:a="http://schemas.openxmlformats.org/drawingml/2006/main" noChangeAspect="1"/>
@@ -1009,7 +1079,7 @@
                   </pic:nvPicPr>
                   <pic:blipFill rotWithShape="1">
                     <a:blip r:embed="rId8"/>
-                    <a:srcRect b="50192"/>
+                    <a:srcRect l="10223" r="40629" b="50192"/>
                     <a:stretch>
                       <a:fillRect/>
                     </a:stretch>
@@ -1017,7 +1087,7 @@
                   <pic:spPr bwMode="auto">
                     <a:xfrm>
                       <a:off x="0" y="0"/>
-                      <a:ext cx="5814060" cy="2933700"/>
+                      <a:ext cx="5440680" cy="2933700"/>
                     </a:xfrm>
                     <a:prstGeom prst="rect">
                       <a:avLst/>
@@ -1079,7 +1149,6 @@
           <w:sz w:val="28"/>
           <w:szCs w:val="28"/>
         </w:rPr>
-        <w:lastRenderedPageBreak/>
         <w:t>Insights:</w:t>
       </w:r>
     </w:p>
@@ -1223,7 +1292,49 @@
           <w:szCs w:val="28"/>
           <w:lang w:val="en-IN"/>
         </w:rPr>
-        <w:t>"you wont believe" - 0.0534</w:t>
+        <w:t>"</w:t>
+      </w:r>
+      <w:proofErr w:type="gramStart"/>
+      <w:r>
+        <w:rPr>
+          <w:rFonts w:asciiTheme="majorHAnsi" w:hAnsiTheme="majorHAnsi" w:cstheme="majorHAnsi"/>
+          <w:sz w:val="28"/>
+          <w:szCs w:val="28"/>
+          <w:lang w:val="en-IN"/>
+        </w:rPr>
+        <w:t>you</w:t>
+      </w:r>
+      <w:proofErr w:type="gramEnd"/>
+      <w:r>
+        <w:rPr>
+          <w:rFonts w:asciiTheme="majorHAnsi" w:hAnsiTheme="majorHAnsi" w:cstheme="majorHAnsi"/>
+          <w:sz w:val="28"/>
+          <w:szCs w:val="28"/>
+          <w:lang w:val="en-IN"/>
+        </w:rPr>
+        <w:t xml:space="preserve"> </w:t>
+      </w:r>
+      <w:proofErr w:type="spellStart"/>
+      <w:proofErr w:type="gramStart"/>
+      <w:r>
+        <w:rPr>
+          <w:rFonts w:asciiTheme="majorHAnsi" w:hAnsiTheme="majorHAnsi" w:cstheme="majorHAnsi"/>
+          <w:sz w:val="28"/>
+          <w:szCs w:val="28"/>
+          <w:lang w:val="en-IN"/>
+        </w:rPr>
+        <w:t>wont</w:t>
+      </w:r>
+      <w:proofErr w:type="spellEnd"/>
+      <w:proofErr w:type="gramEnd"/>
+      <w:r>
+        <w:rPr>
+          <w:rFonts w:asciiTheme="majorHAnsi" w:hAnsiTheme="majorHAnsi" w:cstheme="majorHAnsi"/>
+          <w:sz w:val="28"/>
+          <w:szCs w:val="28"/>
+          <w:lang w:val="en-IN"/>
+        </w:rPr>
+        <w:t xml:space="preserve"> believe" - 0.0534</w:t>
       </w:r>
     </w:p>
     <w:p>
@@ -1247,7 +1358,27 @@
           <w:szCs w:val="28"/>
           <w:lang w:val="en-IN"/>
         </w:rPr>
-        <w:t>"must see" - 0.0498</w:t>
+        <w:t>"</w:t>
+      </w:r>
+      <w:proofErr w:type="gramStart"/>
+      <w:r>
+        <w:rPr>
+          <w:rFonts w:asciiTheme="majorHAnsi" w:hAnsiTheme="majorHAnsi" w:cstheme="majorHAnsi"/>
+          <w:sz w:val="28"/>
+          <w:szCs w:val="28"/>
+          <w:lang w:val="en-IN"/>
+        </w:rPr>
+        <w:t>must</w:t>
+      </w:r>
+      <w:proofErr w:type="gramEnd"/>
+      <w:r>
+        <w:rPr>
+          <w:rFonts w:asciiTheme="majorHAnsi" w:hAnsiTheme="majorHAnsi" w:cstheme="majorHAnsi"/>
+          <w:sz w:val="28"/>
+          <w:szCs w:val="28"/>
+          <w:lang w:val="en-IN"/>
+        </w:rPr>
+        <w:t xml:space="preserve"> see" - 0.0498</w:t>
       </w:r>
     </w:p>
     <w:p>
@@ -1390,7 +1521,27 @@
           <w:szCs w:val="28"/>
           <w:lang w:val="en-IN"/>
         </w:rPr>
-        <w:t>"according to" - 0.0923</w:t>
+        <w:t>"</w:t>
+      </w:r>
+      <w:proofErr w:type="gramStart"/>
+      <w:r>
+        <w:rPr>
+          <w:rFonts w:asciiTheme="majorHAnsi" w:hAnsiTheme="majorHAnsi" w:cstheme="majorHAnsi"/>
+          <w:sz w:val="28"/>
+          <w:szCs w:val="28"/>
+          <w:lang w:val="en-IN"/>
+        </w:rPr>
+        <w:t>according</w:t>
+      </w:r>
+      <w:proofErr w:type="gramEnd"/>
+      <w:r>
+        <w:rPr>
+          <w:rFonts w:asciiTheme="majorHAnsi" w:hAnsiTheme="majorHAnsi" w:cstheme="majorHAnsi"/>
+          <w:sz w:val="28"/>
+          <w:szCs w:val="28"/>
+          <w:lang w:val="en-IN"/>
+        </w:rPr>
+        <w:t xml:space="preserve"> to" - 0.0923</w:t>
       </w:r>
     </w:p>
     <w:p>
@@ -1758,6 +1909,7 @@
           <w:szCs w:val="28"/>
           <w:lang w:val="en-IN"/>
         </w:rPr>
+        <w:lastRenderedPageBreak/>
         <w:t>False Negatives (Fake marked as Real):</w:t>
       </w:r>
     </w:p>
@@ -1782,7 +1934,6 @@
           <w:szCs w:val="28"/>
           <w:lang w:val="en-IN"/>
         </w:rPr>
-        <w:lastRenderedPageBreak/>
         <w:t>Sophisticated fake news mimicking journalistic style</w:t>
       </w:r>
     </w:p>
@@ -1946,8 +2097,18 @@
           <w:sz w:val="28"/>
           <w:szCs w:val="28"/>
         </w:rPr>
-        <w:t>, VScode</w:t>
+        <w:t xml:space="preserve">, </w:t>
       </w:r>
+      <w:proofErr w:type="spellStart"/>
+      <w:r>
+        <w:rPr>
+          <w:rFonts w:asciiTheme="majorHAnsi" w:hAnsiTheme="majorHAnsi" w:cstheme="majorHAnsi"/>
+          <w:sz w:val="28"/>
+          <w:szCs w:val="28"/>
+        </w:rPr>
+        <w:t>VScode</w:t>
+      </w:r>
+      <w:proofErr w:type="spellEnd"/>
     </w:p>
     <w:p>
       <w:pPr>

--- a/Fake_News_Detection_Report.docx
+++ b/Fake_News_Detection_Report.docx
@@ -891,7 +891,6 @@
           <w:szCs w:val="32"/>
         </w:rPr>
       </w:pPr>
-      <w:proofErr w:type="gramStart"/>
       <w:r>
         <w:rPr>
           <w:rFonts w:asciiTheme="majorHAnsi" w:hAnsiTheme="majorHAnsi" w:cstheme="majorHAnsi"/>
@@ -899,9 +898,26 @@
           <w:sz w:val="32"/>
           <w:szCs w:val="32"/>
         </w:rPr>
-        <w:t>Visualizations :</w:t>
+        <w:t xml:space="preserve">Visualizations </w:t>
       </w:r>
-      <w:proofErr w:type="gramEnd"/>
+      <w:r>
+        <w:rPr>
+          <w:rFonts w:asciiTheme="majorHAnsi" w:hAnsiTheme="majorHAnsi" w:cstheme="majorHAnsi"/>
+          <w:color w:val="0070C0"/>
+          <w:sz w:val="32"/>
+          <w:szCs w:val="32"/>
+        </w:rPr>
+        <w:t>of datasets</w:t>
+      </w:r>
+      <w:r>
+        <w:rPr>
+          <w:rFonts w:asciiTheme="majorHAnsi" w:hAnsiTheme="majorHAnsi" w:cstheme="majorHAnsi"/>
+          <w:color w:val="0070C0"/>
+          <w:sz w:val="32"/>
+          <w:szCs w:val="32"/>
+        </w:rPr>
+        <w:t>:</w:t>
+      </w:r>
     </w:p>
     <w:p>
       <w:r>
@@ -1010,9 +1026,9 @@
           <w:noProof/>
         </w:rPr>
         <w:drawing>
-          <wp:inline distT="0" distB="0" distL="0" distR="0" wp14:anchorId="141DC40F" wp14:editId="06A9BCBC">
-            <wp:extent cx="5486400" cy="1597660"/>
-            <wp:effectExtent l="0" t="0" r="0" b="2540"/>
+          <wp:inline distT="0" distB="0" distL="0" distR="0" wp14:anchorId="141DC40F" wp14:editId="59A37983">
+            <wp:extent cx="5478780" cy="1597660"/>
+            <wp:effectExtent l="0" t="0" r="7620" b="2540"/>
             <wp:docPr id="1133215180" name="Picture 1133215180" descr="A group of graphs and charts&#10;&#10;AI-generated content may be incorrect."/>
             <wp:cNvGraphicFramePr>
               <a:graphicFrameLocks xmlns:a="http://schemas.openxmlformats.org/drawingml/2006/main" noChangeAspect="1"/>
@@ -1026,7 +1042,7 @@
                   </pic:nvPicPr>
                   <pic:blipFill rotWithShape="1">
                     <a:blip r:embed="rId7"/>
-                    <a:srcRect l="1" t="51316" r="555"/>
+                    <a:srcRect l="33425" t="51316" r="555"/>
                     <a:stretch>
                       <a:fillRect/>
                     </a:stretch>
@@ -1034,7 +1050,7 @@
                   <pic:spPr bwMode="auto">
                     <a:xfrm>
                       <a:off x="0" y="0"/>
-                      <a:ext cx="5486400" cy="1597660"/>
+                      <a:ext cx="5478780" cy="1597660"/>
                     </a:xfrm>
                     <a:prstGeom prst="rect">
                       <a:avLst/>
@@ -1054,18 +1070,14 @@
           </wp:inline>
         </w:drawing>
       </w:r>
-    </w:p>
-    <w:p/>
-    <w:p/>
-    <w:p>
       <w:r>
         <w:rPr>
           <w:noProof/>
         </w:rPr>
         <w:drawing>
-          <wp:inline distT="0" distB="0" distL="0" distR="0" wp14:anchorId="2161075B" wp14:editId="2C38C41E">
-            <wp:extent cx="5440680" cy="2933700"/>
-            <wp:effectExtent l="0" t="0" r="7620" b="0"/>
+          <wp:inline distT="0" distB="0" distL="0" distR="0" wp14:anchorId="3947AF9F" wp14:editId="55458F63">
+            <wp:extent cx="5486400" cy="2933700"/>
+            <wp:effectExtent l="0" t="0" r="0" b="0"/>
             <wp:docPr id="2" name="Picture 2"/>
             <wp:cNvGraphicFramePr>
               <a:graphicFrameLocks xmlns:a="http://schemas.openxmlformats.org/drawingml/2006/main" noChangeAspect="1"/>
@@ -1087,7 +1099,7 @@
                   <pic:spPr bwMode="auto">
                     <a:xfrm>
                       <a:off x="0" y="0"/>
-                      <a:ext cx="5440680" cy="2933700"/>
+                      <a:ext cx="5486400" cy="2933700"/>
                     </a:xfrm>
                     <a:prstGeom prst="rect">
                       <a:avLst/>
@@ -1108,32 +1120,231 @@
         </w:drawing>
       </w:r>
     </w:p>
-    <w:p/>
     <w:p>
       <w:pPr>
-        <w:pStyle w:val="NormalWeb"/>
-        <w:rPr>
-          <w:rStyle w:val="Strong"/>
+        <w:rPr>
           <w:rFonts w:asciiTheme="majorHAnsi" w:hAnsiTheme="majorHAnsi" w:cstheme="majorHAnsi"/>
-          <w:sz w:val="32"/>
-          <w:szCs w:val="32"/>
+          <w:color w:val="4F81BD" w:themeColor="accent1"/>
+          <w:sz w:val="34"/>
+          <w:szCs w:val="34"/>
+          <w14:shadow w14:blurRad="38100" w14:dist="25400" w14:dir="5400000" w14:sx="100000" w14:sy="100000" w14:kx="0" w14:ky="0" w14:algn="ctr">
+            <w14:srgbClr w14:val="6E747A">
+              <w14:alpha w14:val="57000"/>
+            </w14:srgbClr>
+          </w14:shadow>
+          <w14:textOutline w14:w="0" w14:cap="flat" w14:cmpd="sng" w14:algn="ctr">
+            <w14:noFill/>
+            <w14:prstDash w14:val="solid"/>
+            <w14:round/>
+          </w14:textOutline>
         </w:rPr>
       </w:pPr>
     </w:p>
     <w:p>
       <w:pPr>
-        <w:pStyle w:val="NormalWeb"/>
-        <w:rPr>
-          <w:rStyle w:val="Strong"/>
+        <w:rPr>
           <w:rFonts w:asciiTheme="majorHAnsi" w:hAnsiTheme="majorHAnsi" w:cstheme="majorHAnsi"/>
-          <w:sz w:val="32"/>
-          <w:szCs w:val="32"/>
+          <w:color w:val="4F81BD" w:themeColor="accent1"/>
+          <w:sz w:val="34"/>
+          <w:szCs w:val="34"/>
+          <w14:shadow w14:blurRad="38100" w14:dist="25400" w14:dir="5400000" w14:sx="100000" w14:sy="100000" w14:kx="0" w14:ky="0" w14:algn="ctr">
+            <w14:srgbClr w14:val="6E747A">
+              <w14:alpha w14:val="57000"/>
+            </w14:srgbClr>
+          </w14:shadow>
+          <w14:textOutline w14:w="0" w14:cap="flat" w14:cmpd="sng" w14:algn="ctr">
+            <w14:noFill/>
+            <w14:prstDash w14:val="solid"/>
+            <w14:round/>
+          </w14:textOutline>
         </w:rPr>
       </w:pPr>
     </w:p>
     <w:p>
       <w:pPr>
+        <w:rPr>
+          <w:rFonts w:asciiTheme="majorHAnsi" w:hAnsiTheme="majorHAnsi" w:cstheme="majorHAnsi"/>
+          <w:color w:val="4F81BD" w:themeColor="accent1"/>
+          <w:sz w:val="34"/>
+          <w:szCs w:val="34"/>
+          <w14:shadow w14:blurRad="38100" w14:dist="25400" w14:dir="5400000" w14:sx="100000" w14:sy="100000" w14:kx="0" w14:ky="0" w14:algn="ctr">
+            <w14:srgbClr w14:val="6E747A">
+              <w14:alpha w14:val="57000"/>
+            </w14:srgbClr>
+          </w14:shadow>
+          <w14:textOutline w14:w="0" w14:cap="flat" w14:cmpd="sng" w14:algn="ctr">
+            <w14:noFill/>
+            <w14:prstDash w14:val="solid"/>
+            <w14:round/>
+          </w14:textOutline>
+        </w:rPr>
+      </w:pPr>
+    </w:p>
+    <w:p>
+      <w:pPr>
+        <w:rPr>
+          <w:rFonts w:asciiTheme="majorHAnsi" w:hAnsiTheme="majorHAnsi" w:cstheme="majorHAnsi"/>
+          <w:color w:val="4F81BD" w:themeColor="accent1"/>
+          <w:sz w:val="34"/>
+          <w:szCs w:val="34"/>
+          <w14:shadow w14:blurRad="38100" w14:dist="25400" w14:dir="5400000" w14:sx="100000" w14:sy="100000" w14:kx="0" w14:ky="0" w14:algn="ctr">
+            <w14:srgbClr w14:val="6E747A">
+              <w14:alpha w14:val="57000"/>
+            </w14:srgbClr>
+          </w14:shadow>
+          <w14:textOutline w14:w="0" w14:cap="flat" w14:cmpd="sng" w14:algn="ctr">
+            <w14:noFill/>
+            <w14:prstDash w14:val="solid"/>
+            <w14:round/>
+          </w14:textOutline>
+        </w:rPr>
+      </w:pPr>
+    </w:p>
+    <w:p>
+      <w:pPr>
+        <w:rPr>
+          <w:rFonts w:asciiTheme="majorHAnsi" w:hAnsiTheme="majorHAnsi" w:cstheme="majorHAnsi"/>
+          <w:color w:val="4F81BD" w:themeColor="accent1"/>
+          <w:sz w:val="34"/>
+          <w:szCs w:val="34"/>
+          <w14:shadow w14:blurRad="38100" w14:dist="25400" w14:dir="5400000" w14:sx="100000" w14:sy="100000" w14:kx="0" w14:ky="0" w14:algn="ctr">
+            <w14:srgbClr w14:val="6E747A">
+              <w14:alpha w14:val="57000"/>
+            </w14:srgbClr>
+          </w14:shadow>
+          <w14:textOutline w14:w="0" w14:cap="flat" w14:cmpd="sng" w14:algn="ctr">
+            <w14:noFill/>
+            <w14:prstDash w14:val="solid"/>
+            <w14:round/>
+          </w14:textOutline>
+        </w:rPr>
+      </w:pPr>
+      <w:r>
+        <w:rPr>
+          <w:rFonts w:asciiTheme="majorHAnsi" w:hAnsiTheme="majorHAnsi" w:cstheme="majorHAnsi"/>
+          <w:color w:val="4F81BD" w:themeColor="accent1"/>
+          <w:sz w:val="34"/>
+          <w:szCs w:val="34"/>
+          <w14:shadow w14:blurRad="38100" w14:dist="25400" w14:dir="5400000" w14:sx="100000" w14:sy="100000" w14:kx="0" w14:ky="0" w14:algn="ctr">
+            <w14:srgbClr w14:val="6E747A">
+              <w14:alpha w14:val="57000"/>
+            </w14:srgbClr>
+          </w14:shadow>
+          <w14:textOutline w14:w="0" w14:cap="flat" w14:cmpd="sng" w14:algn="ctr">
+            <w14:noFill/>
+            <w14:prstDash w14:val="solid"/>
+            <w14:round/>
+          </w14:textOutline>
+        </w:rPr>
+        <w:lastRenderedPageBreak/>
+        <w:t>Model performance:</w:t>
+      </w:r>
+    </w:p>
+    <w:p>
+      <w:r>
+        <w:rPr>
+          <w:noProof/>
+        </w:rPr>
+        <w:drawing>
+          <wp:inline distT="0" distB="0" distL="0" distR="0" wp14:anchorId="3488BAD9" wp14:editId="393CEDBF">
+            <wp:extent cx="5334000" cy="3961130"/>
+            <wp:effectExtent l="0" t="0" r="0" b="1270"/>
+            <wp:docPr id="583449918" name="Picture 583449918" descr="A group of graphs and charts&#10;&#10;AI-generated content may be incorrect."/>
+            <wp:cNvGraphicFramePr>
+              <a:graphicFrameLocks xmlns:a="http://schemas.openxmlformats.org/drawingml/2006/main" noChangeAspect="1"/>
+            </wp:cNvGraphicFramePr>
+            <a:graphic xmlns:a="http://schemas.openxmlformats.org/drawingml/2006/main">
+              <a:graphicData uri="http://schemas.openxmlformats.org/drawingml/2006/picture">
+                <pic:pic xmlns:pic="http://schemas.openxmlformats.org/drawingml/2006/picture">
+                  <pic:nvPicPr>
+                    <pic:cNvPr id="1" name="Picture 1" descr="A group of graphs and charts&#10;&#10;AI-generated content may be incorrect."/>
+                    <pic:cNvPicPr/>
+                  </pic:nvPicPr>
+                  <pic:blipFill rotWithShape="1">
+                    <a:blip r:embed="rId7"/>
+                    <a:srcRect l="1" t="51316" r="66023"/>
+                    <a:stretch>
+                      <a:fillRect/>
+                    </a:stretch>
+                  </pic:blipFill>
+                  <pic:spPr bwMode="auto">
+                    <a:xfrm>
+                      <a:off x="0" y="0"/>
+                      <a:ext cx="5339498" cy="3965213"/>
+                    </a:xfrm>
+                    <a:prstGeom prst="rect">
+                      <a:avLst/>
+                    </a:prstGeom>
+                    <a:ln>
+                      <a:noFill/>
+                    </a:ln>
+                    <a:extLst>
+                      <a:ext uri="{53640926-AAD7-44D8-BBD7-CCE9431645EC}">
+                        <a14:shadowObscured xmlns:a14="http://schemas.microsoft.com/office/drawing/2010/main"/>
+                      </a:ext>
+                    </a:extLst>
+                  </pic:spPr>
+                </pic:pic>
+              </a:graphicData>
+            </a:graphic>
+          </wp:inline>
+        </w:drawing>
+      </w:r>
+    </w:p>
+    <w:p>
+      <w:pPr>
         <w:pStyle w:val="NormalWeb"/>
+        <w:rPr>
+          <w:rFonts w:asciiTheme="majorHAnsi" w:hAnsiTheme="majorHAnsi" w:cstheme="majorHAnsi"/>
+          <w:bCs/>
+          <w:color w:val="4F81BD" w:themeColor="accent1"/>
+          <w:sz w:val="34"/>
+          <w:szCs w:val="34"/>
+          <w:lang w:val="en-IN"/>
+          <w14:shadow w14:blurRad="38100" w14:dist="25400" w14:dir="5400000" w14:sx="100000" w14:sy="100000" w14:kx="0" w14:ky="0" w14:algn="ctr">
+            <w14:srgbClr w14:val="6E747A">
+              <w14:alpha w14:val="57000"/>
+            </w14:srgbClr>
+          </w14:shadow>
+          <w14:textOutline w14:w="0" w14:cap="flat" w14:cmpd="sng" w14:algn="ctr">
+            <w14:noFill/>
+            <w14:prstDash w14:val="solid"/>
+            <w14:round/>
+          </w14:textOutline>
+        </w:rPr>
+      </w:pPr>
+      <w:r>
+        <w:rPr>
+          <w:rFonts w:asciiTheme="majorHAnsi" w:hAnsiTheme="majorHAnsi" w:cstheme="majorHAnsi"/>
+          <w:color w:val="4F81BD" w:themeColor="accent1"/>
+          <w:sz w:val="34"/>
+          <w:szCs w:val="34"/>
+          <w14:shadow w14:blurRad="38100" w14:dist="25400" w14:dir="5400000" w14:sx="100000" w14:sy="100000" w14:kx="0" w14:ky="0" w14:algn="ctr">
+            <w14:srgbClr w14:val="6E747A">
+              <w14:alpha w14:val="57000"/>
+            </w14:srgbClr>
+          </w14:shadow>
+          <w14:textOutline w14:w="0" w14:cap="flat" w14:cmpd="sng" w14:algn="ctr">
+            <w14:noFill/>
+            <w14:prstDash w14:val="solid"/>
+            <w14:round/>
+          </w14:textOutline>
+        </w:rPr>
+        <w:t>Insights:</w:t>
+      </w:r>
+    </w:p>
+    <w:p>
+      <w:pPr>
+        <w:pStyle w:val="NormalWeb"/>
+        <w:ind w:firstLine="360"/>
+        <w:rPr>
+          <w:rFonts w:asciiTheme="majorHAnsi" w:hAnsiTheme="majorHAnsi" w:cstheme="majorHAnsi"/>
+          <w:sz w:val="28"/>
+          <w:szCs w:val="28"/>
+          <w:lang w:val="en-IN"/>
+        </w:rPr>
+      </w:pPr>
+      <w:r>
         <w:rPr>
           <w:rFonts w:asciiTheme="majorHAnsi" w:hAnsiTheme="majorHAnsi" w:cstheme="majorHAnsi"/>
           <w:b/>
@@ -1142,14 +1353,309 @@
           <w:szCs w:val="28"/>
           <w:lang w:val="en-IN"/>
         </w:rPr>
-      </w:pPr>
-      <w:r>
+        <w:t>Top 10 Indicators of Fake News:</w:t>
+      </w:r>
+    </w:p>
+    <w:p>
+      <w:pPr>
+        <w:pStyle w:val="NormalWeb"/>
+        <w:numPr>
+          <w:ilvl w:val="0"/>
+          <w:numId w:val="11"/>
+        </w:numPr>
         <w:rPr>
           <w:rFonts w:asciiTheme="majorHAnsi" w:hAnsiTheme="majorHAnsi" w:cstheme="majorHAnsi"/>
           <w:sz w:val="28"/>
           <w:szCs w:val="28"/>
-        </w:rPr>
-        <w:t>Insights:</w:t>
+          <w:lang w:val="en-IN"/>
+        </w:rPr>
+      </w:pPr>
+      <w:r>
+        <w:rPr>
+          <w:rFonts w:asciiTheme="majorHAnsi" w:hAnsiTheme="majorHAnsi" w:cstheme="majorHAnsi"/>
+          <w:sz w:val="28"/>
+          <w:szCs w:val="28"/>
+          <w:lang w:val="en-IN"/>
+        </w:rPr>
+        <w:t>"shocking" - 0.0847</w:t>
+      </w:r>
+    </w:p>
+    <w:p>
+      <w:pPr>
+        <w:pStyle w:val="NormalWeb"/>
+        <w:numPr>
+          <w:ilvl w:val="0"/>
+          <w:numId w:val="11"/>
+        </w:numPr>
+        <w:rPr>
+          <w:rFonts w:asciiTheme="majorHAnsi" w:hAnsiTheme="majorHAnsi" w:cstheme="majorHAnsi"/>
+          <w:sz w:val="28"/>
+          <w:szCs w:val="28"/>
+          <w:lang w:val="en-IN"/>
+        </w:rPr>
+      </w:pPr>
+      <w:r>
+        <w:rPr>
+          <w:rFonts w:asciiTheme="majorHAnsi" w:hAnsiTheme="majorHAnsi" w:cstheme="majorHAnsi"/>
+          <w:sz w:val="28"/>
+          <w:szCs w:val="28"/>
+          <w:lang w:val="en-IN"/>
+        </w:rPr>
+        <w:t>"breaking" - 0.0756</w:t>
+      </w:r>
+    </w:p>
+    <w:p>
+      <w:pPr>
+        <w:pStyle w:val="NormalWeb"/>
+        <w:numPr>
+          <w:ilvl w:val="0"/>
+          <w:numId w:val="11"/>
+        </w:numPr>
+        <w:rPr>
+          <w:rFonts w:asciiTheme="majorHAnsi" w:hAnsiTheme="majorHAnsi" w:cstheme="majorHAnsi"/>
+          <w:sz w:val="28"/>
+          <w:szCs w:val="28"/>
+          <w:lang w:val="en-IN"/>
+        </w:rPr>
+      </w:pPr>
+      <w:r>
+        <w:rPr>
+          <w:rFonts w:asciiTheme="majorHAnsi" w:hAnsiTheme="majorHAnsi" w:cstheme="majorHAnsi"/>
+          <w:sz w:val="28"/>
+          <w:szCs w:val="28"/>
+          <w:lang w:val="en-IN"/>
+        </w:rPr>
+        <w:t>"urgent" - 0.0623</w:t>
+      </w:r>
+    </w:p>
+    <w:p>
+      <w:pPr>
+        <w:pStyle w:val="NormalWeb"/>
+        <w:numPr>
+          <w:ilvl w:val="0"/>
+          <w:numId w:val="11"/>
+        </w:numPr>
+        <w:rPr>
+          <w:rFonts w:asciiTheme="majorHAnsi" w:hAnsiTheme="majorHAnsi" w:cstheme="majorHAnsi"/>
+          <w:sz w:val="28"/>
+          <w:szCs w:val="28"/>
+          <w:lang w:val="en-IN"/>
+        </w:rPr>
+      </w:pPr>
+      <w:r>
+        <w:rPr>
+          <w:rFonts w:asciiTheme="majorHAnsi" w:hAnsiTheme="majorHAnsi" w:cstheme="majorHAnsi"/>
+          <w:sz w:val="28"/>
+          <w:szCs w:val="28"/>
+          <w:lang w:val="en-IN"/>
+        </w:rPr>
+        <w:t>"click" - 0.0589</w:t>
+      </w:r>
+    </w:p>
+    <w:p>
+      <w:pPr>
+        <w:pStyle w:val="NormalWeb"/>
+        <w:numPr>
+          <w:ilvl w:val="0"/>
+          <w:numId w:val="11"/>
+        </w:numPr>
+        <w:rPr>
+          <w:rFonts w:asciiTheme="majorHAnsi" w:hAnsiTheme="majorHAnsi" w:cstheme="majorHAnsi"/>
+          <w:sz w:val="28"/>
+          <w:szCs w:val="28"/>
+          <w:lang w:val="en-IN"/>
+        </w:rPr>
+      </w:pPr>
+      <w:r>
+        <w:rPr>
+          <w:rFonts w:asciiTheme="majorHAnsi" w:hAnsiTheme="majorHAnsi" w:cstheme="majorHAnsi"/>
+          <w:sz w:val="28"/>
+          <w:szCs w:val="28"/>
+          <w:lang w:val="en-IN"/>
+        </w:rPr>
+        <w:t>"</w:t>
+      </w:r>
+      <w:proofErr w:type="gramStart"/>
+      <w:r>
+        <w:rPr>
+          <w:rFonts w:asciiTheme="majorHAnsi" w:hAnsiTheme="majorHAnsi" w:cstheme="majorHAnsi"/>
+          <w:sz w:val="28"/>
+          <w:szCs w:val="28"/>
+          <w:lang w:val="en-IN"/>
+        </w:rPr>
+        <w:t>you</w:t>
+      </w:r>
+      <w:proofErr w:type="gramEnd"/>
+      <w:r>
+        <w:rPr>
+          <w:rFonts w:asciiTheme="majorHAnsi" w:hAnsiTheme="majorHAnsi" w:cstheme="majorHAnsi"/>
+          <w:sz w:val="28"/>
+          <w:szCs w:val="28"/>
+          <w:lang w:val="en-IN"/>
+        </w:rPr>
+        <w:t xml:space="preserve"> </w:t>
+      </w:r>
+      <w:proofErr w:type="spellStart"/>
+      <w:proofErr w:type="gramStart"/>
+      <w:r>
+        <w:rPr>
+          <w:rFonts w:asciiTheme="majorHAnsi" w:hAnsiTheme="majorHAnsi" w:cstheme="majorHAnsi"/>
+          <w:sz w:val="28"/>
+          <w:szCs w:val="28"/>
+          <w:lang w:val="en-IN"/>
+        </w:rPr>
+        <w:t>wont</w:t>
+      </w:r>
+      <w:proofErr w:type="spellEnd"/>
+      <w:proofErr w:type="gramEnd"/>
+      <w:r>
+        <w:rPr>
+          <w:rFonts w:asciiTheme="majorHAnsi" w:hAnsiTheme="majorHAnsi" w:cstheme="majorHAnsi"/>
+          <w:sz w:val="28"/>
+          <w:szCs w:val="28"/>
+          <w:lang w:val="en-IN"/>
+        </w:rPr>
+        <w:t xml:space="preserve"> believe" - 0.0534</w:t>
+      </w:r>
+    </w:p>
+    <w:p>
+      <w:pPr>
+        <w:pStyle w:val="NormalWeb"/>
+        <w:numPr>
+          <w:ilvl w:val="0"/>
+          <w:numId w:val="11"/>
+        </w:numPr>
+        <w:rPr>
+          <w:rFonts w:asciiTheme="majorHAnsi" w:hAnsiTheme="majorHAnsi" w:cstheme="majorHAnsi"/>
+          <w:sz w:val="28"/>
+          <w:szCs w:val="28"/>
+          <w:lang w:val="en-IN"/>
+        </w:rPr>
+      </w:pPr>
+      <w:r>
+        <w:rPr>
+          <w:rFonts w:asciiTheme="majorHAnsi" w:hAnsiTheme="majorHAnsi" w:cstheme="majorHAnsi"/>
+          <w:sz w:val="28"/>
+          <w:szCs w:val="28"/>
+          <w:lang w:val="en-IN"/>
+        </w:rPr>
+        <w:t>"</w:t>
+      </w:r>
+      <w:proofErr w:type="gramStart"/>
+      <w:r>
+        <w:rPr>
+          <w:rFonts w:asciiTheme="majorHAnsi" w:hAnsiTheme="majorHAnsi" w:cstheme="majorHAnsi"/>
+          <w:sz w:val="28"/>
+          <w:szCs w:val="28"/>
+          <w:lang w:val="en-IN"/>
+        </w:rPr>
+        <w:t>must</w:t>
+      </w:r>
+      <w:proofErr w:type="gramEnd"/>
+      <w:r>
+        <w:rPr>
+          <w:rFonts w:asciiTheme="majorHAnsi" w:hAnsiTheme="majorHAnsi" w:cstheme="majorHAnsi"/>
+          <w:sz w:val="28"/>
+          <w:szCs w:val="28"/>
+          <w:lang w:val="en-IN"/>
+        </w:rPr>
+        <w:t xml:space="preserve"> see" - 0.0498</w:t>
+      </w:r>
+    </w:p>
+    <w:p>
+      <w:pPr>
+        <w:pStyle w:val="NormalWeb"/>
+        <w:numPr>
+          <w:ilvl w:val="0"/>
+          <w:numId w:val="11"/>
+        </w:numPr>
+        <w:rPr>
+          <w:rFonts w:asciiTheme="majorHAnsi" w:hAnsiTheme="majorHAnsi" w:cstheme="majorHAnsi"/>
+          <w:sz w:val="28"/>
+          <w:szCs w:val="28"/>
+          <w:lang w:val="en-IN"/>
+        </w:rPr>
+      </w:pPr>
+      <w:r>
+        <w:rPr>
+          <w:rFonts w:asciiTheme="majorHAnsi" w:hAnsiTheme="majorHAnsi" w:cstheme="majorHAnsi"/>
+          <w:sz w:val="28"/>
+          <w:szCs w:val="28"/>
+          <w:lang w:val="en-IN"/>
+        </w:rPr>
+        <w:t>"secret" - 0.0467</w:t>
+      </w:r>
+    </w:p>
+    <w:p>
+      <w:pPr>
+        <w:pStyle w:val="NormalWeb"/>
+        <w:numPr>
+          <w:ilvl w:val="0"/>
+          <w:numId w:val="11"/>
+        </w:numPr>
+        <w:rPr>
+          <w:rFonts w:asciiTheme="majorHAnsi" w:hAnsiTheme="majorHAnsi" w:cstheme="majorHAnsi"/>
+          <w:sz w:val="28"/>
+          <w:szCs w:val="28"/>
+          <w:lang w:val="en-IN"/>
+        </w:rPr>
+      </w:pPr>
+      <w:r>
+        <w:rPr>
+          <w:rFonts w:asciiTheme="majorHAnsi" w:hAnsiTheme="majorHAnsi" w:cstheme="majorHAnsi"/>
+          <w:sz w:val="28"/>
+          <w:szCs w:val="28"/>
+          <w:lang w:val="en-IN"/>
+        </w:rPr>
+        <w:t>"exposed" - 0.0445</w:t>
+      </w:r>
+    </w:p>
+    <w:p>
+      <w:pPr>
+        <w:pStyle w:val="NormalWeb"/>
+        <w:numPr>
+          <w:ilvl w:val="0"/>
+          <w:numId w:val="11"/>
+        </w:numPr>
+        <w:rPr>
+          <w:rFonts w:asciiTheme="majorHAnsi" w:hAnsiTheme="majorHAnsi" w:cstheme="majorHAnsi"/>
+          <w:sz w:val="28"/>
+          <w:szCs w:val="28"/>
+          <w:lang w:val="en-IN"/>
+        </w:rPr>
+      </w:pPr>
+      <w:r>
+        <w:rPr>
+          <w:rFonts w:asciiTheme="majorHAnsi" w:hAnsiTheme="majorHAnsi" w:cstheme="majorHAnsi"/>
+          <w:sz w:val="28"/>
+          <w:szCs w:val="28"/>
+          <w:lang w:val="en-IN"/>
+        </w:rPr>
+        <w:t>"truth" - 0.0423</w:t>
+      </w:r>
+    </w:p>
+    <w:p>
+      <w:pPr>
+        <w:pStyle w:val="NormalWeb"/>
+        <w:numPr>
+          <w:ilvl w:val="0"/>
+          <w:numId w:val="11"/>
+        </w:numPr>
+        <w:rPr>
+          <w:rFonts w:asciiTheme="majorHAnsi" w:hAnsiTheme="majorHAnsi" w:cstheme="majorHAnsi"/>
+          <w:sz w:val="28"/>
+          <w:szCs w:val="28"/>
+          <w:lang w:val="en-IN"/>
+        </w:rPr>
+      </w:pPr>
+      <w:r>
+        <w:rPr>
+          <w:rFonts w:asciiTheme="majorHAnsi" w:hAnsiTheme="majorHAnsi" w:cstheme="majorHAnsi"/>
+          <w:sz w:val="28"/>
+          <w:szCs w:val="28"/>
+          <w:lang w:val="en-IN"/>
+        </w:rPr>
+        <w:t>"revealed" - 0.0401</w:t>
       </w:r>
     </w:p>
     <w:p>
@@ -1172,7 +1678,7 @@
           <w:szCs w:val="28"/>
           <w:lang w:val="en-IN"/>
         </w:rPr>
-        <w:t>Top 10 Indicators of Fake News:</w:t>
+        <w:t>Top 10 Indicators of Real News:</w:t>
       </w:r>
     </w:p>
     <w:p>
@@ -1180,7 +1686,7 @@
         <w:pStyle w:val="NormalWeb"/>
         <w:numPr>
           <w:ilvl w:val="0"/>
-          <w:numId w:val="11"/>
+          <w:numId w:val="12"/>
         </w:numPr>
         <w:rPr>
           <w:rFonts w:asciiTheme="majorHAnsi" w:hAnsiTheme="majorHAnsi" w:cstheme="majorHAnsi"/>
@@ -1196,23 +1702,20 @@
           <w:szCs w:val="28"/>
           <w:lang w:val="en-IN"/>
         </w:rPr>
-        <w:t>"shocking" - 0.0847</w:t>
+        <w:lastRenderedPageBreak/>
+        <w:t>"</w:t>
       </w:r>
-    </w:p>
-    <w:p>
-      <w:pPr>
-        <w:pStyle w:val="NormalWeb"/>
-        <w:numPr>
-          <w:ilvl w:val="0"/>
-          <w:numId w:val="11"/>
-        </w:numPr>
+      <w:proofErr w:type="gramStart"/>
+      <w:r>
         <w:rPr>
           <w:rFonts w:asciiTheme="majorHAnsi" w:hAnsiTheme="majorHAnsi" w:cstheme="majorHAnsi"/>
           <w:sz w:val="28"/>
           <w:szCs w:val="28"/>
           <w:lang w:val="en-IN"/>
         </w:rPr>
-      </w:pPr>
+        <w:t>according</w:t>
+      </w:r>
+      <w:proofErr w:type="gramEnd"/>
       <w:r>
         <w:rPr>
           <w:rFonts w:asciiTheme="majorHAnsi" w:hAnsiTheme="majorHAnsi" w:cstheme="majorHAnsi"/>
@@ -1220,7 +1723,7 @@
           <w:szCs w:val="28"/>
           <w:lang w:val="en-IN"/>
         </w:rPr>
-        <w:t>"breaking" - 0.0756</w:t>
+        <w:t xml:space="preserve"> to" - 0.0923</w:t>
       </w:r>
     </w:p>
     <w:p>
@@ -1228,7 +1731,7 @@
         <w:pStyle w:val="NormalWeb"/>
         <w:numPr>
           <w:ilvl w:val="0"/>
-          <w:numId w:val="11"/>
+          <w:numId w:val="12"/>
         </w:numPr>
         <w:rPr>
           <w:rFonts w:asciiTheme="majorHAnsi" w:hAnsiTheme="majorHAnsi" w:cstheme="majorHAnsi"/>
@@ -1244,7 +1747,7 @@
           <w:szCs w:val="28"/>
           <w:lang w:val="en-IN"/>
         </w:rPr>
-        <w:t>"urgent" - 0.0623</w:t>
+        <w:t>"study" - 0.0812</w:t>
       </w:r>
     </w:p>
     <w:p>
@@ -1252,7 +1755,7 @@
         <w:pStyle w:val="NormalWeb"/>
         <w:numPr>
           <w:ilvl w:val="0"/>
-          <w:numId w:val="11"/>
+          <w:numId w:val="12"/>
         </w:numPr>
         <w:rPr>
           <w:rFonts w:asciiTheme="majorHAnsi" w:hAnsiTheme="majorHAnsi" w:cstheme="majorHAnsi"/>
@@ -1268,7 +1771,7 @@
           <w:szCs w:val="28"/>
           <w:lang w:val="en-IN"/>
         </w:rPr>
-        <w:t>"click" - 0.0589</w:t>
+        <w:t>"research" - 0.0778</w:t>
       </w:r>
     </w:p>
     <w:p>
@@ -1276,7 +1779,7 @@
         <w:pStyle w:val="NormalWeb"/>
         <w:numPr>
           <w:ilvl w:val="0"/>
-          <w:numId w:val="11"/>
+          <w:numId w:val="12"/>
         </w:numPr>
         <w:rPr>
           <w:rFonts w:asciiTheme="majorHAnsi" w:hAnsiTheme="majorHAnsi" w:cstheme="majorHAnsi"/>
@@ -1292,19 +1795,23 @@
           <w:szCs w:val="28"/>
           <w:lang w:val="en-IN"/>
         </w:rPr>
-        <w:t>"</w:t>
+        <w:t>"data" - 0.0734</w:t>
       </w:r>
-      <w:proofErr w:type="gramStart"/>
-      <w:r>
+    </w:p>
+    <w:p>
+      <w:pPr>
+        <w:pStyle w:val="NormalWeb"/>
+        <w:numPr>
+          <w:ilvl w:val="0"/>
+          <w:numId w:val="12"/>
+        </w:numPr>
         <w:rPr>
           <w:rFonts w:asciiTheme="majorHAnsi" w:hAnsiTheme="majorHAnsi" w:cstheme="majorHAnsi"/>
           <w:sz w:val="28"/>
           <w:szCs w:val="28"/>
           <w:lang w:val="en-IN"/>
         </w:rPr>
-        <w:t>you</w:t>
-      </w:r>
-      <w:proofErr w:type="gramEnd"/>
+      </w:pPr>
       <w:r>
         <w:rPr>
           <w:rFonts w:asciiTheme="majorHAnsi" w:hAnsiTheme="majorHAnsi" w:cstheme="majorHAnsi"/>
@@ -1312,21 +1819,23 @@
           <w:szCs w:val="28"/>
           <w:lang w:val="en-IN"/>
         </w:rPr>
-        <w:t xml:space="preserve"> </w:t>
+        <w:t>"official" - 0.0698</w:t>
       </w:r>
-      <w:proofErr w:type="spellStart"/>
-      <w:proofErr w:type="gramStart"/>
-      <w:r>
+    </w:p>
+    <w:p>
+      <w:pPr>
+        <w:pStyle w:val="NormalWeb"/>
+        <w:numPr>
+          <w:ilvl w:val="0"/>
+          <w:numId w:val="12"/>
+        </w:numPr>
         <w:rPr>
           <w:rFonts w:asciiTheme="majorHAnsi" w:hAnsiTheme="majorHAnsi" w:cstheme="majorHAnsi"/>
           <w:sz w:val="28"/>
           <w:szCs w:val="28"/>
           <w:lang w:val="en-IN"/>
         </w:rPr>
-        <w:t>wont</w:t>
-      </w:r>
-      <w:proofErr w:type="spellEnd"/>
-      <w:proofErr w:type="gramEnd"/>
+      </w:pPr>
       <w:r>
         <w:rPr>
           <w:rFonts w:asciiTheme="majorHAnsi" w:hAnsiTheme="majorHAnsi" w:cstheme="majorHAnsi"/>
@@ -1334,7 +1843,7 @@
           <w:szCs w:val="28"/>
           <w:lang w:val="en-IN"/>
         </w:rPr>
-        <w:t xml:space="preserve"> believe" - 0.0534</w:t>
+        <w:t>"report" - 0.0656</w:t>
       </w:r>
     </w:p>
     <w:p>
@@ -1342,7 +1851,7 @@
         <w:pStyle w:val="NormalWeb"/>
         <w:numPr>
           <w:ilvl w:val="0"/>
-          <w:numId w:val="11"/>
+          <w:numId w:val="12"/>
         </w:numPr>
         <w:rPr>
           <w:rFonts w:asciiTheme="majorHAnsi" w:hAnsiTheme="majorHAnsi" w:cstheme="majorHAnsi"/>
@@ -1358,19 +1867,23 @@
           <w:szCs w:val="28"/>
           <w:lang w:val="en-IN"/>
         </w:rPr>
-        <w:t>"</w:t>
+        <w:t>"government" - 0.0623</w:t>
       </w:r>
-      <w:proofErr w:type="gramStart"/>
-      <w:r>
+    </w:p>
+    <w:p>
+      <w:pPr>
+        <w:pStyle w:val="NormalWeb"/>
+        <w:numPr>
+          <w:ilvl w:val="0"/>
+          <w:numId w:val="12"/>
+        </w:numPr>
         <w:rPr>
           <w:rFonts w:asciiTheme="majorHAnsi" w:hAnsiTheme="majorHAnsi" w:cstheme="majorHAnsi"/>
           <w:sz w:val="28"/>
           <w:szCs w:val="28"/>
           <w:lang w:val="en-IN"/>
         </w:rPr>
-        <w:t>must</w:t>
-      </w:r>
-      <w:proofErr w:type="gramEnd"/>
+      </w:pPr>
       <w:r>
         <w:rPr>
           <w:rFonts w:asciiTheme="majorHAnsi" w:hAnsiTheme="majorHAnsi" w:cstheme="majorHAnsi"/>
@@ -1378,7 +1891,7 @@
           <w:szCs w:val="28"/>
           <w:lang w:val="en-IN"/>
         </w:rPr>
-        <w:t xml:space="preserve"> see" - 0.0498</w:t>
+        <w:t>"published" - 0.0589</w:t>
       </w:r>
     </w:p>
     <w:p>
@@ -1386,7 +1899,7 @@
         <w:pStyle w:val="NormalWeb"/>
         <w:numPr>
           <w:ilvl w:val="0"/>
-          <w:numId w:val="11"/>
+          <w:numId w:val="12"/>
         </w:numPr>
         <w:rPr>
           <w:rFonts w:asciiTheme="majorHAnsi" w:hAnsiTheme="majorHAnsi" w:cstheme="majorHAnsi"/>
@@ -1402,7 +1915,7 @@
           <w:szCs w:val="28"/>
           <w:lang w:val="en-IN"/>
         </w:rPr>
-        <w:t>"secret" - 0.0467</w:t>
+        <w:t>"university" - 0.0567</w:t>
       </w:r>
     </w:p>
     <w:p>
@@ -1410,7 +1923,7 @@
         <w:pStyle w:val="NormalWeb"/>
         <w:numPr>
           <w:ilvl w:val="0"/>
-          <w:numId w:val="11"/>
+          <w:numId w:val="12"/>
         </w:numPr>
         <w:rPr>
           <w:rFonts w:asciiTheme="majorHAnsi" w:hAnsiTheme="majorHAnsi" w:cstheme="majorHAnsi"/>
@@ -1426,16 +1939,13 @@
           <w:szCs w:val="28"/>
           <w:lang w:val="en-IN"/>
         </w:rPr>
-        <w:t>"exposed" - 0.0445</w:t>
+        <w:t>"expert" - 0.0534</w:t>
       </w:r>
     </w:p>
     <w:p>
       <w:pPr>
         <w:pStyle w:val="NormalWeb"/>
-        <w:numPr>
-          <w:ilvl w:val="0"/>
-          <w:numId w:val="11"/>
-        </w:numPr>
+        <w:ind w:firstLine="360"/>
         <w:rPr>
           <w:rFonts w:asciiTheme="majorHAnsi" w:hAnsiTheme="majorHAnsi" w:cstheme="majorHAnsi"/>
           <w:sz w:val="28"/>
@@ -1450,37 +1960,13 @@
           <w:szCs w:val="28"/>
           <w:lang w:val="en-IN"/>
         </w:rPr>
-        <w:t>"truth" - 0.0423</w:t>
+        <w:t>Errors:</w:t>
       </w:r>
     </w:p>
     <w:p>
       <w:pPr>
         <w:pStyle w:val="NormalWeb"/>
-        <w:numPr>
-          <w:ilvl w:val="0"/>
-          <w:numId w:val="11"/>
-        </w:numPr>
-        <w:rPr>
-          <w:rFonts w:asciiTheme="majorHAnsi" w:hAnsiTheme="majorHAnsi" w:cstheme="majorHAnsi"/>
-          <w:sz w:val="28"/>
-          <w:szCs w:val="28"/>
-          <w:lang w:val="en-IN"/>
-        </w:rPr>
-      </w:pPr>
-      <w:r>
-        <w:rPr>
-          <w:rFonts w:asciiTheme="majorHAnsi" w:hAnsiTheme="majorHAnsi" w:cstheme="majorHAnsi"/>
-          <w:sz w:val="28"/>
-          <w:szCs w:val="28"/>
-          <w:lang w:val="en-IN"/>
-        </w:rPr>
-        <w:t>"revealed" - 0.0401</w:t>
-      </w:r>
-    </w:p>
-    <w:p>
-      <w:pPr>
-        <w:pStyle w:val="NormalWeb"/>
-        <w:ind w:firstLine="360"/>
+        <w:ind w:firstLine="720"/>
         <w:rPr>
           <w:rFonts w:asciiTheme="majorHAnsi" w:hAnsiTheme="majorHAnsi" w:cstheme="majorHAnsi"/>
           <w:sz w:val="28"/>
@@ -1497,7 +1983,7 @@
           <w:szCs w:val="28"/>
           <w:lang w:val="en-IN"/>
         </w:rPr>
-        <w:t>Top 10 Indicators of Real News:</w:t>
+        <w:t>False Positives (Real marked as Fake):</w:t>
       </w:r>
     </w:p>
     <w:p>
@@ -1505,7 +1991,7 @@
         <w:pStyle w:val="NormalWeb"/>
         <w:numPr>
           <w:ilvl w:val="0"/>
-          <w:numId w:val="12"/>
+          <w:numId w:val="13"/>
         </w:numPr>
         <w:rPr>
           <w:rFonts w:asciiTheme="majorHAnsi" w:hAnsiTheme="majorHAnsi" w:cstheme="majorHAnsi"/>
@@ -1521,19 +2007,23 @@
           <w:szCs w:val="28"/>
           <w:lang w:val="en-IN"/>
         </w:rPr>
-        <w:t>"</w:t>
+        <w:t>Often opinion pieces with strong language</w:t>
       </w:r>
-      <w:proofErr w:type="gramStart"/>
-      <w:r>
+    </w:p>
+    <w:p>
+      <w:pPr>
+        <w:pStyle w:val="NormalWeb"/>
+        <w:numPr>
+          <w:ilvl w:val="0"/>
+          <w:numId w:val="13"/>
+        </w:numPr>
         <w:rPr>
           <w:rFonts w:asciiTheme="majorHAnsi" w:hAnsiTheme="majorHAnsi" w:cstheme="majorHAnsi"/>
           <w:sz w:val="28"/>
           <w:szCs w:val="28"/>
           <w:lang w:val="en-IN"/>
         </w:rPr>
-        <w:t>according</w:t>
-      </w:r>
-      <w:proofErr w:type="gramEnd"/>
+      </w:pPr>
       <w:r>
         <w:rPr>
           <w:rFonts w:asciiTheme="majorHAnsi" w:hAnsiTheme="majorHAnsi" w:cstheme="majorHAnsi"/>
@@ -1541,7 +2031,7 @@
           <w:szCs w:val="28"/>
           <w:lang w:val="en-IN"/>
         </w:rPr>
-        <w:t xml:space="preserve"> to" - 0.0923</w:t>
+        <w:t>Editorial content with emotional tone</w:t>
       </w:r>
     </w:p>
     <w:p>
@@ -1549,7 +2039,7 @@
         <w:pStyle w:val="NormalWeb"/>
         <w:numPr>
           <w:ilvl w:val="0"/>
-          <w:numId w:val="12"/>
+          <w:numId w:val="13"/>
         </w:numPr>
         <w:rPr>
           <w:rFonts w:asciiTheme="majorHAnsi" w:hAnsiTheme="majorHAnsi" w:cstheme="majorHAnsi"/>
@@ -1565,234 +2055,12 @@
           <w:szCs w:val="28"/>
           <w:lang w:val="en-IN"/>
         </w:rPr>
-        <w:t>"study" - 0.0812</w:t>
+        <w:t>Articles about sensational but real events</w:t>
       </w:r>
     </w:p>
     <w:p>
       <w:pPr>
         <w:pStyle w:val="NormalWeb"/>
-        <w:numPr>
-          <w:ilvl w:val="0"/>
-          <w:numId w:val="12"/>
-        </w:numPr>
-        <w:rPr>
-          <w:rFonts w:asciiTheme="majorHAnsi" w:hAnsiTheme="majorHAnsi" w:cstheme="majorHAnsi"/>
-          <w:sz w:val="28"/>
-          <w:szCs w:val="28"/>
-          <w:lang w:val="en-IN"/>
-        </w:rPr>
-      </w:pPr>
-      <w:r>
-        <w:rPr>
-          <w:rFonts w:asciiTheme="majorHAnsi" w:hAnsiTheme="majorHAnsi" w:cstheme="majorHAnsi"/>
-          <w:sz w:val="28"/>
-          <w:szCs w:val="28"/>
-          <w:lang w:val="en-IN"/>
-        </w:rPr>
-        <w:t>"research" - 0.0778</w:t>
-      </w:r>
-    </w:p>
-    <w:p>
-      <w:pPr>
-        <w:pStyle w:val="NormalWeb"/>
-        <w:numPr>
-          <w:ilvl w:val="0"/>
-          <w:numId w:val="12"/>
-        </w:numPr>
-        <w:rPr>
-          <w:rFonts w:asciiTheme="majorHAnsi" w:hAnsiTheme="majorHAnsi" w:cstheme="majorHAnsi"/>
-          <w:sz w:val="28"/>
-          <w:szCs w:val="28"/>
-          <w:lang w:val="en-IN"/>
-        </w:rPr>
-      </w:pPr>
-      <w:r>
-        <w:rPr>
-          <w:rFonts w:asciiTheme="majorHAnsi" w:hAnsiTheme="majorHAnsi" w:cstheme="majorHAnsi"/>
-          <w:sz w:val="28"/>
-          <w:szCs w:val="28"/>
-          <w:lang w:val="en-IN"/>
-        </w:rPr>
-        <w:t>"data" - 0.0734</w:t>
-      </w:r>
-    </w:p>
-    <w:p>
-      <w:pPr>
-        <w:pStyle w:val="NormalWeb"/>
-        <w:numPr>
-          <w:ilvl w:val="0"/>
-          <w:numId w:val="12"/>
-        </w:numPr>
-        <w:rPr>
-          <w:rFonts w:asciiTheme="majorHAnsi" w:hAnsiTheme="majorHAnsi" w:cstheme="majorHAnsi"/>
-          <w:sz w:val="28"/>
-          <w:szCs w:val="28"/>
-          <w:lang w:val="en-IN"/>
-        </w:rPr>
-      </w:pPr>
-      <w:r>
-        <w:rPr>
-          <w:rFonts w:asciiTheme="majorHAnsi" w:hAnsiTheme="majorHAnsi" w:cstheme="majorHAnsi"/>
-          <w:sz w:val="28"/>
-          <w:szCs w:val="28"/>
-          <w:lang w:val="en-IN"/>
-        </w:rPr>
-        <w:t>"official" - 0.0698</w:t>
-      </w:r>
-    </w:p>
-    <w:p>
-      <w:pPr>
-        <w:pStyle w:val="NormalWeb"/>
-        <w:numPr>
-          <w:ilvl w:val="0"/>
-          <w:numId w:val="12"/>
-        </w:numPr>
-        <w:rPr>
-          <w:rFonts w:asciiTheme="majorHAnsi" w:hAnsiTheme="majorHAnsi" w:cstheme="majorHAnsi"/>
-          <w:sz w:val="28"/>
-          <w:szCs w:val="28"/>
-          <w:lang w:val="en-IN"/>
-        </w:rPr>
-      </w:pPr>
-      <w:r>
-        <w:rPr>
-          <w:rFonts w:asciiTheme="majorHAnsi" w:hAnsiTheme="majorHAnsi" w:cstheme="majorHAnsi"/>
-          <w:sz w:val="28"/>
-          <w:szCs w:val="28"/>
-          <w:lang w:val="en-IN"/>
-        </w:rPr>
-        <w:t>"report" - 0.0656</w:t>
-      </w:r>
-    </w:p>
-    <w:p>
-      <w:pPr>
-        <w:pStyle w:val="NormalWeb"/>
-        <w:numPr>
-          <w:ilvl w:val="0"/>
-          <w:numId w:val="12"/>
-        </w:numPr>
-        <w:rPr>
-          <w:rFonts w:asciiTheme="majorHAnsi" w:hAnsiTheme="majorHAnsi" w:cstheme="majorHAnsi"/>
-          <w:sz w:val="28"/>
-          <w:szCs w:val="28"/>
-          <w:lang w:val="en-IN"/>
-        </w:rPr>
-      </w:pPr>
-      <w:r>
-        <w:rPr>
-          <w:rFonts w:asciiTheme="majorHAnsi" w:hAnsiTheme="majorHAnsi" w:cstheme="majorHAnsi"/>
-          <w:sz w:val="28"/>
-          <w:szCs w:val="28"/>
-          <w:lang w:val="en-IN"/>
-        </w:rPr>
-        <w:t>"government" - 0.0623</w:t>
-      </w:r>
-    </w:p>
-    <w:p>
-      <w:pPr>
-        <w:pStyle w:val="NormalWeb"/>
-        <w:numPr>
-          <w:ilvl w:val="0"/>
-          <w:numId w:val="12"/>
-        </w:numPr>
-        <w:rPr>
-          <w:rFonts w:asciiTheme="majorHAnsi" w:hAnsiTheme="majorHAnsi" w:cstheme="majorHAnsi"/>
-          <w:sz w:val="28"/>
-          <w:szCs w:val="28"/>
-          <w:lang w:val="en-IN"/>
-        </w:rPr>
-      </w:pPr>
-      <w:r>
-        <w:rPr>
-          <w:rFonts w:asciiTheme="majorHAnsi" w:hAnsiTheme="majorHAnsi" w:cstheme="majorHAnsi"/>
-          <w:sz w:val="28"/>
-          <w:szCs w:val="28"/>
-          <w:lang w:val="en-IN"/>
-        </w:rPr>
-        <w:t>"published" - 0.0589</w:t>
-      </w:r>
-    </w:p>
-    <w:p>
-      <w:pPr>
-        <w:pStyle w:val="NormalWeb"/>
-        <w:numPr>
-          <w:ilvl w:val="0"/>
-          <w:numId w:val="12"/>
-        </w:numPr>
-        <w:rPr>
-          <w:rFonts w:asciiTheme="majorHAnsi" w:hAnsiTheme="majorHAnsi" w:cstheme="majorHAnsi"/>
-          <w:sz w:val="28"/>
-          <w:szCs w:val="28"/>
-          <w:lang w:val="en-IN"/>
-        </w:rPr>
-      </w:pPr>
-      <w:r>
-        <w:rPr>
-          <w:rFonts w:asciiTheme="majorHAnsi" w:hAnsiTheme="majorHAnsi" w:cstheme="majorHAnsi"/>
-          <w:sz w:val="28"/>
-          <w:szCs w:val="28"/>
-          <w:lang w:val="en-IN"/>
-        </w:rPr>
-        <w:t>"university" - 0.0567</w:t>
-      </w:r>
-    </w:p>
-    <w:p>
-      <w:pPr>
-        <w:pStyle w:val="NormalWeb"/>
-        <w:numPr>
-          <w:ilvl w:val="0"/>
-          <w:numId w:val="12"/>
-        </w:numPr>
-        <w:rPr>
-          <w:rFonts w:asciiTheme="majorHAnsi" w:hAnsiTheme="majorHAnsi" w:cstheme="majorHAnsi"/>
-          <w:sz w:val="28"/>
-          <w:szCs w:val="28"/>
-          <w:lang w:val="en-IN"/>
-        </w:rPr>
-      </w:pPr>
-      <w:r>
-        <w:rPr>
-          <w:rFonts w:asciiTheme="majorHAnsi" w:hAnsiTheme="majorHAnsi" w:cstheme="majorHAnsi"/>
-          <w:sz w:val="28"/>
-          <w:szCs w:val="28"/>
-          <w:lang w:val="en-IN"/>
-        </w:rPr>
-        <w:t>"expert" - 0.0534</w:t>
-      </w:r>
-    </w:p>
-    <w:p>
-      <w:pPr>
-        <w:pStyle w:val="NormalWeb"/>
-        <w:ind w:firstLine="360"/>
-        <w:rPr>
-          <w:rFonts w:asciiTheme="majorHAnsi" w:hAnsiTheme="majorHAnsi" w:cstheme="majorHAnsi"/>
-          <w:sz w:val="28"/>
-          <w:szCs w:val="28"/>
-          <w:lang w:val="en-IN"/>
-        </w:rPr>
-      </w:pPr>
-      <w:r>
-        <w:rPr>
-          <w:rFonts w:asciiTheme="majorHAnsi" w:hAnsiTheme="majorHAnsi" w:cstheme="majorHAnsi"/>
-          <w:sz w:val="28"/>
-          <w:szCs w:val="28"/>
-          <w:lang w:val="en-IN"/>
-        </w:rPr>
-        <w:t>Errors:</w:t>
-      </w:r>
-    </w:p>
-    <w:p>
-      <w:pPr>
-        <w:pStyle w:val="NormalWeb"/>
-        <w:ind w:firstLine="720"/>
-        <w:rPr>
-          <w:rFonts w:asciiTheme="majorHAnsi" w:hAnsiTheme="majorHAnsi" w:cstheme="majorHAnsi"/>
-          <w:sz w:val="28"/>
-          <w:szCs w:val="28"/>
-          <w:lang w:val="en-IN"/>
-        </w:rPr>
-      </w:pPr>
-      <w:r>
         <w:rPr>
           <w:rFonts w:asciiTheme="majorHAnsi" w:hAnsiTheme="majorHAnsi" w:cstheme="majorHAnsi"/>
           <w:b/>
@@ -1801,16 +2069,12 @@
           <w:szCs w:val="28"/>
           <w:lang w:val="en-IN"/>
         </w:rPr>
-        <w:t>False Positives (Real marked as Fake):</w:t>
-      </w:r>
+      </w:pPr>
     </w:p>
     <w:p>
       <w:pPr>
         <w:pStyle w:val="NormalWeb"/>
-        <w:numPr>
-          <w:ilvl w:val="0"/>
-          <w:numId w:val="13"/>
-        </w:numPr>
+        <w:ind w:firstLine="720"/>
         <w:rPr>
           <w:rFonts w:asciiTheme="majorHAnsi" w:hAnsiTheme="majorHAnsi" w:cstheme="majorHAnsi"/>
           <w:sz w:val="28"/>
@@ -1819,66 +2083,6 @@
         </w:rPr>
       </w:pPr>
       <w:r>
-        <w:rPr>
-          <w:rFonts w:asciiTheme="majorHAnsi" w:hAnsiTheme="majorHAnsi" w:cstheme="majorHAnsi"/>
-          <w:sz w:val="28"/>
-          <w:szCs w:val="28"/>
-          <w:lang w:val="en-IN"/>
-        </w:rPr>
-        <w:t>Often opinion pieces with strong language</w:t>
-      </w:r>
-    </w:p>
-    <w:p>
-      <w:pPr>
-        <w:pStyle w:val="NormalWeb"/>
-        <w:numPr>
-          <w:ilvl w:val="0"/>
-          <w:numId w:val="13"/>
-        </w:numPr>
-        <w:rPr>
-          <w:rFonts w:asciiTheme="majorHAnsi" w:hAnsiTheme="majorHAnsi" w:cstheme="majorHAnsi"/>
-          <w:sz w:val="28"/>
-          <w:szCs w:val="28"/>
-          <w:lang w:val="en-IN"/>
-        </w:rPr>
-      </w:pPr>
-      <w:r>
-        <w:rPr>
-          <w:rFonts w:asciiTheme="majorHAnsi" w:hAnsiTheme="majorHAnsi" w:cstheme="majorHAnsi"/>
-          <w:sz w:val="28"/>
-          <w:szCs w:val="28"/>
-          <w:lang w:val="en-IN"/>
-        </w:rPr>
-        <w:t>Editorial content with emotional tone</w:t>
-      </w:r>
-    </w:p>
-    <w:p>
-      <w:pPr>
-        <w:pStyle w:val="NormalWeb"/>
-        <w:numPr>
-          <w:ilvl w:val="0"/>
-          <w:numId w:val="13"/>
-        </w:numPr>
-        <w:rPr>
-          <w:rFonts w:asciiTheme="majorHAnsi" w:hAnsiTheme="majorHAnsi" w:cstheme="majorHAnsi"/>
-          <w:sz w:val="28"/>
-          <w:szCs w:val="28"/>
-          <w:lang w:val="en-IN"/>
-        </w:rPr>
-      </w:pPr>
-      <w:r>
-        <w:rPr>
-          <w:rFonts w:asciiTheme="majorHAnsi" w:hAnsiTheme="majorHAnsi" w:cstheme="majorHAnsi"/>
-          <w:sz w:val="28"/>
-          <w:szCs w:val="28"/>
-          <w:lang w:val="en-IN"/>
-        </w:rPr>
-        <w:t>Articles about sensational but real events</w:t>
-      </w:r>
-    </w:p>
-    <w:p>
-      <w:pPr>
-        <w:pStyle w:val="NormalWeb"/>
         <w:rPr>
           <w:rFonts w:asciiTheme="majorHAnsi" w:hAnsiTheme="majorHAnsi" w:cstheme="majorHAnsi"/>
           <w:b/>
@@ -1887,29 +2091,6 @@
           <w:szCs w:val="28"/>
           <w:lang w:val="en-IN"/>
         </w:rPr>
-      </w:pPr>
-    </w:p>
-    <w:p>
-      <w:pPr>
-        <w:pStyle w:val="NormalWeb"/>
-        <w:ind w:firstLine="720"/>
-        <w:rPr>
-          <w:rFonts w:asciiTheme="majorHAnsi" w:hAnsiTheme="majorHAnsi" w:cstheme="majorHAnsi"/>
-          <w:sz w:val="28"/>
-          <w:szCs w:val="28"/>
-          <w:lang w:val="en-IN"/>
-        </w:rPr>
-      </w:pPr>
-      <w:r>
-        <w:rPr>
-          <w:rFonts w:asciiTheme="majorHAnsi" w:hAnsiTheme="majorHAnsi" w:cstheme="majorHAnsi"/>
-          <w:b/>
-          <w:bCs/>
-          <w:sz w:val="28"/>
-          <w:szCs w:val="28"/>
-          <w:lang w:val="en-IN"/>
-        </w:rPr>
-        <w:lastRenderedPageBreak/>
         <w:t>False Negatives (Fake marked as Real):</w:t>
       </w:r>
     </w:p>
@@ -2109,6 +2290,14 @@
         <w:t>VScode</w:t>
       </w:r>
       <w:proofErr w:type="spellEnd"/>
+      <w:r>
+        <w:rPr>
+          <w:rFonts w:asciiTheme="majorHAnsi" w:hAnsiTheme="majorHAnsi" w:cstheme="majorHAnsi"/>
+          <w:sz w:val="28"/>
+          <w:szCs w:val="28"/>
+        </w:rPr>
+        <w:t>, KAGGLE</w:t>
+      </w:r>
     </w:p>
     <w:p>
       <w:pPr>
